--- a/Collatio/8/3. Rúbrica/Rúbrica 8.docx
+++ b/Collatio/8/3. Rúbrica/Rúbrica 8.docx
@@ -5,20 +5,20 @@
     <w:p>
       <w:pPr>
         <w:rPr>
-          <w:rFonts w:ascii="Garamond" w:hAnsi="Garamond"/>
+          <w:rFonts w:ascii="Brill" w:hAnsi="Brill"/>
           <w:color w:val="000000" w:themeColor="text1"/>
         </w:rPr>
       </w:pPr>
       <w:r>
         <w:rPr>
-          <w:rFonts w:ascii="Garamond" w:hAnsi="Garamond"/>
+          <w:rFonts w:ascii="Brill" w:hAnsi="Brill"/>
           <w:color w:val="000000" w:themeColor="text1"/>
         </w:rPr>
         <w:t xml:space="preserve">Capítulo </w:t>
       </w:r>
       <w:r>
         <w:rPr>
-          <w:rFonts w:ascii="Garamond" w:hAnsi="Garamond"/>
+          <w:rFonts w:ascii="Brill" w:hAnsi="Brill"/>
           <w:smallCaps/>
           <w:color w:val="000000" w:themeColor="text1"/>
         </w:rPr>
@@ -26,7 +26,7 @@
       </w:r>
       <w:r>
         <w:rPr>
-          <w:rFonts w:ascii="Garamond" w:hAnsi="Garamond"/>
+          <w:rFonts w:ascii="Brill" w:hAnsi="Brill"/>
           <w:color w:val="000000" w:themeColor="text1"/>
         </w:rPr>
         <w:t xml:space="preserve">. ¿ </w:t>
@@ -35,7 +35,7 @@
     <w:p>
       <w:pPr>
         <w:rPr>
-          <w:rFonts w:ascii="Garamond" w:hAnsi="Garamond"/>
+          <w:rFonts w:ascii="Brill" w:hAnsi="Brill"/>
           <w:color w:val="000000" w:themeColor="text1"/>
         </w:rPr>
       </w:pPr>
@@ -43,41 +43,41 @@
     <w:p>
       <w:pPr>
         <w:rPr>
-          <w:rFonts w:ascii="Garamond" w:hAnsi="Garamond"/>
+          <w:rFonts w:ascii="Brill" w:hAnsi="Brill"/>
           <w:color w:val="FF0000"/>
         </w:rPr>
       </w:pPr>
       <w:r>
         <w:rPr>
-          <w:rFonts w:ascii="Garamond" w:hAnsi="Garamond"/>
+          <w:rFonts w:ascii="Brill" w:hAnsi="Brill"/>
           <w:color w:val="000000" w:themeColor="text1"/>
         </w:rPr>
         <w:t>A: 15vb</w:t>
       </w:r>
       <w:r>
         <w:rPr>
-          <w:rFonts w:ascii="Garamond" w:hAnsi="Garamond"/>
+          <w:rFonts w:ascii="Brill" w:hAnsi="Brill"/>
           <w:color w:val="FF0000"/>
         </w:rPr>
         <w:t xml:space="preserve"> Cap</w:t>
       </w:r>
       <w:r>
         <w:rPr>
-          <w:rFonts w:ascii="Garamond" w:hAnsi="Garamond"/>
+          <w:rFonts w:ascii="Brill" w:hAnsi="Brill"/>
           <w:color w:val="FF0000"/>
         </w:rPr>
         <w:t>í</w:t>
       </w:r>
       <w:r>
         <w:rPr>
-          <w:rFonts w:ascii="Garamond" w:hAnsi="Garamond"/>
+          <w:rFonts w:ascii="Brill" w:hAnsi="Brill"/>
           <w:color w:val="FF0000"/>
         </w:rPr>
         <w:t xml:space="preserve">tulo </w:t>
       </w:r>
       <w:r>
         <w:rPr>
-          <w:rFonts w:ascii="Garamond" w:hAnsi="Garamond"/>
+          <w:rFonts w:ascii="Brill" w:hAnsi="Brill"/>
           <w:smallCaps/>
           <w:color w:val="FF0000"/>
         </w:rPr>
@@ -85,7 +85,7 @@
       </w:r>
       <w:r>
         <w:rPr>
-          <w:rFonts w:ascii="Garamond" w:hAnsi="Garamond"/>
+          <w:rFonts w:ascii="Brill" w:hAnsi="Brill"/>
           <w:smallCaps/>
           <w:color w:val="FF0000"/>
         </w:rPr>
@@ -93,42 +93,42 @@
       </w:r>
       <w:r>
         <w:rPr>
-          <w:rFonts w:ascii="Garamond" w:hAnsi="Garamond"/>
+          <w:rFonts w:ascii="Brill" w:hAnsi="Brill"/>
           <w:color w:val="FF0000"/>
         </w:rPr>
         <w:t xml:space="preserve"> </w:t>
       </w:r>
       <w:r>
         <w:rPr>
-          <w:rFonts w:ascii="Garamond" w:hAnsi="Garamond"/>
+          <w:rFonts w:ascii="Brill" w:hAnsi="Brill"/>
           <w:color w:val="FF0000"/>
         </w:rPr>
         <w:t>¿E</w:t>
       </w:r>
       <w:r>
         <w:rPr>
-          <w:rFonts w:ascii="Garamond" w:hAnsi="Garamond"/>
+          <w:rFonts w:ascii="Brill" w:hAnsi="Brill"/>
           <w:color w:val="FF0000"/>
         </w:rPr>
         <w:t>n qu</w:t>
       </w:r>
       <w:r>
         <w:rPr>
-          <w:rFonts w:ascii="Garamond" w:hAnsi="Garamond"/>
+          <w:rFonts w:ascii="Brill" w:hAnsi="Brill"/>
           <w:color w:val="FF0000"/>
         </w:rPr>
         <w:t>é</w:t>
       </w:r>
       <w:r>
         <w:rPr>
-          <w:rFonts w:ascii="Garamond" w:hAnsi="Garamond"/>
+          <w:rFonts w:ascii="Brill" w:hAnsi="Brill"/>
           <w:color w:val="FF0000"/>
         </w:rPr>
         <w:t xml:space="preserve"> logar el alma del ombre</w:t>
       </w:r>
       <w:r>
         <w:rPr>
-          <w:rFonts w:ascii="Garamond" w:hAnsi="Garamond"/>
+          <w:rFonts w:ascii="Brill" w:hAnsi="Brill"/>
           <w:color w:val="FF0000"/>
         </w:rPr>
         <w:t>?</w:t>
@@ -137,7 +137,7 @@
     <w:p>
       <w:pPr>
         <w:rPr>
-          <w:rFonts w:ascii="Garamond" w:eastAsia="Calibri" w:hAnsi="Garamond" w:cs="Times New Roman (Corps CS)"/>
+          <w:rFonts w:ascii="Brill" w:eastAsia="Calibri" w:hAnsi="Brill" w:cs="Times New Roman (Corps CS)"/>
           <w:color w:val="FF0000"/>
           <w:kern w:val="2"/>
           <w14:ligatures w14:val="standardContextual"/>
@@ -145,23 +145,15 @@
       </w:pPr>
       <w:r>
         <w:rPr>
-          <w:rFonts w:ascii="Garamond" w:eastAsia="Calibri" w:hAnsi="Garamond" w:cs="Times New Roman (Corps CS)"/>
-          <w:kern w:val="2"/>
-          <w14:ligatures w14:val="standardContextual"/>
-        </w:rPr>
-        <w:t xml:space="preserve">B: </w:t>
-      </w:r>
-      <w:r>
-        <w:rPr>
-          <w:rFonts w:ascii="Garamond" w:eastAsia="Calibri" w:hAnsi="Garamond" w:cs="Times New Roman (Corps CS)"/>
-          <w:kern w:val="2"/>
-          <w14:ligatures w14:val="standardContextual"/>
-        </w:rPr>
-        <w:t>1ra</w:t>
-      </w:r>
-      <w:r>
-        <w:rPr>
-          <w:rFonts w:ascii="Garamond" w:eastAsia="Calibri" w:hAnsi="Garamond" w:cs="Times New Roman (Corps CS)"/>
+          <w:rFonts w:ascii="Brill" w:eastAsia="Calibri" w:hAnsi="Brill" w:cs="Times New Roman (Corps CS)"/>
+          <w:kern w:val="2"/>
+          <w14:ligatures w14:val="standardContextual"/>
+        </w:rPr>
+        <w:t>B: 1ra</w:t>
+      </w:r>
+      <w:r>
+        <w:rPr>
+          <w:rFonts w:ascii="Brill" w:eastAsia="Calibri" w:hAnsi="Brill" w:cs="Times New Roman (Corps CS)"/>
           <w:color w:val="FF0000"/>
           <w:kern w:val="2"/>
           <w14:ligatures w14:val="standardContextual"/>
@@ -170,7 +162,7 @@
       </w:r>
       <w:r>
         <w:rPr>
-          <w:rFonts w:ascii="Garamond" w:eastAsia="Calibri" w:hAnsi="Garamond" w:cs="Times New Roman (Corps CS)"/>
+          <w:rFonts w:ascii="Brill" w:eastAsia="Calibri" w:hAnsi="Brill" w:cs="Times New Roman (Corps CS)"/>
           <w:smallCaps/>
           <w:color w:val="FF0000"/>
           <w:kern w:val="2"/>
@@ -180,41 +172,53 @@
       </w:r>
       <w:r>
         <w:rPr>
-          <w:rFonts w:ascii="Garamond" w:eastAsia="Calibri" w:hAnsi="Garamond" w:cs="Times New Roman (Corps CS)"/>
-          <w:color w:val="FF0000"/>
-          <w:kern w:val="2"/>
-          <w14:ligatures w14:val="standardContextual"/>
-        </w:rPr>
-        <w:t>. Si está la alma del ombre en todo el cuerpo o dó está</w:t>
+          <w:rFonts w:ascii="Brill" w:eastAsia="Calibri" w:hAnsi="Brill" w:cs="Times New Roman (Corps CS)"/>
+          <w:color w:val="FF0000"/>
+          <w:kern w:val="2"/>
+          <w14:ligatures w14:val="standardContextual"/>
+        </w:rPr>
+        <w:t xml:space="preserve">. Si está </w:t>
+      </w:r>
+      <w:proofErr w:type="gramStart"/>
+      <w:r>
+        <w:rPr>
+          <w:rFonts w:ascii="Brill" w:eastAsia="Calibri" w:hAnsi="Brill" w:cs="Times New Roman (Corps CS)"/>
+          <w:color w:val="FF0000"/>
+          <w:kern w:val="2"/>
+          <w14:ligatures w14:val="standardContextual"/>
+        </w:rPr>
+        <w:t>la alma</w:t>
+      </w:r>
+      <w:proofErr w:type="gramEnd"/>
+      <w:r>
+        <w:rPr>
+          <w:rFonts w:ascii="Brill" w:eastAsia="Calibri" w:hAnsi="Brill" w:cs="Times New Roman (Corps CS)"/>
+          <w:color w:val="FF0000"/>
+          <w:kern w:val="2"/>
+          <w14:ligatures w14:val="standardContextual"/>
+        </w:rPr>
+        <w:t xml:space="preserve"> del ombre en todo el cuerpo o dó está</w:t>
       </w:r>
     </w:p>
     <w:p>
       <w:pPr>
         <w:rPr>
-          <w:rFonts w:ascii="Garamond" w:eastAsia="Calibri" w:hAnsi="Garamond" w:cs="Times New Roman (Corps CS)"/>
+          <w:rFonts w:ascii="Brill" w:eastAsia="Calibri" w:hAnsi="Brill" w:cs="Times New Roman (Corps CS)"/>
           <w:kern w:val="2"/>
           <w14:ligatures w14:val="standardContextual"/>
         </w:rPr>
       </w:pPr>
       <w:r>
         <w:rPr>
-          <w:rFonts w:ascii="Garamond" w:eastAsia="Calibri" w:hAnsi="Garamond" w:cs="Times New Roman (Corps CS)"/>
-          <w:kern w:val="2"/>
-          <w14:ligatures w14:val="standardContextual"/>
-        </w:rPr>
-        <w:t xml:space="preserve">B: </w:t>
-      </w:r>
-      <w:r>
-        <w:rPr>
-          <w:rFonts w:ascii="Garamond" w:eastAsia="Calibri" w:hAnsi="Garamond" w:cs="Times New Roman (Corps CS)"/>
-          <w:kern w:val="2"/>
-          <w14:ligatures w14:val="standardContextual"/>
-        </w:rPr>
-        <w:t>12vb</w:t>
-      </w:r>
-      <w:r>
-        <w:rPr>
-          <w:rFonts w:ascii="Garamond" w:eastAsia="Calibri" w:hAnsi="Garamond" w:cs="Times New Roman (Corps CS)"/>
+          <w:rFonts w:ascii="Brill" w:eastAsia="Calibri" w:hAnsi="Brill" w:cs="Times New Roman (Corps CS)"/>
+          <w:kern w:val="2"/>
+          <w14:ligatures w14:val="standardContextual"/>
+        </w:rPr>
+        <w:t>B: 12vb</w:t>
+      </w:r>
+      <w:r>
+        <w:rPr>
+          <w:rFonts w:ascii="Brill" w:eastAsia="Calibri" w:hAnsi="Brill" w:cs="Times New Roman (Corps CS)"/>
           <w:color w:val="FF0000"/>
           <w:kern w:val="2"/>
           <w14:ligatures w14:val="standardContextual"/>
@@ -223,7 +227,7 @@
       </w:r>
       <w:r>
         <w:rPr>
-          <w:rFonts w:ascii="Garamond" w:eastAsia="Calibri" w:hAnsi="Garamond" w:cs="Times New Roman (Corps CS)"/>
+          <w:rFonts w:ascii="Brill" w:eastAsia="Calibri" w:hAnsi="Brill" w:cs="Times New Roman (Corps CS)"/>
           <w:smallCaps/>
           <w:color w:val="FF0000"/>
           <w:kern w:val="2"/>
@@ -233,38 +237,58 @@
       </w:r>
       <w:r>
         <w:rPr>
-          <w:rFonts w:ascii="Garamond" w:eastAsia="Calibri" w:hAnsi="Garamond" w:cs="Times New Roman (Corps CS)"/>
-          <w:color w:val="FF0000"/>
-          <w:kern w:val="2"/>
-          <w14:ligatures w14:val="standardContextual"/>
-        </w:rPr>
-        <w:t>. Si está la alma del ombre en todo el cuerpo o a dó está</w:t>
+          <w:rFonts w:ascii="Brill" w:eastAsia="Calibri" w:hAnsi="Brill" w:cs="Times New Roman (Corps CS)"/>
+          <w:color w:val="FF0000"/>
+          <w:kern w:val="2"/>
+          <w14:ligatures w14:val="standardContextual"/>
+        </w:rPr>
+        <w:t xml:space="preserve">. Si está </w:t>
+      </w:r>
+      <w:proofErr w:type="gramStart"/>
+      <w:r>
+        <w:rPr>
+          <w:rFonts w:ascii="Brill" w:eastAsia="Calibri" w:hAnsi="Brill" w:cs="Times New Roman (Corps CS)"/>
+          <w:color w:val="FF0000"/>
+          <w:kern w:val="2"/>
+          <w14:ligatures w14:val="standardContextual"/>
+        </w:rPr>
+        <w:t>la alma</w:t>
+      </w:r>
+      <w:proofErr w:type="gramEnd"/>
+      <w:r>
+        <w:rPr>
+          <w:rFonts w:ascii="Brill" w:eastAsia="Calibri" w:hAnsi="Brill" w:cs="Times New Roman (Corps CS)"/>
+          <w:color w:val="FF0000"/>
+          <w:kern w:val="2"/>
+          <w14:ligatures w14:val="standardContextual"/>
+        </w:rPr>
+        <w:t xml:space="preserve"> del ombre en todo el cuerpo o a dó está</w:t>
       </w:r>
     </w:p>
     <w:p>
       <w:pPr>
         <w:rPr>
-          <w:rFonts w:ascii="Garamond" w:hAnsi="Garamond"/>
+          <w:rFonts w:ascii="Brill" w:hAnsi="Brill"/>
           <w:color w:val="FF0000"/>
         </w:rPr>
       </w:pPr>
       <w:r>
         <w:rPr>
-          <w:rFonts w:ascii="Garamond" w:hAnsi="Garamond"/>
+          <w:rFonts w:ascii="Brill" w:hAnsi="Brill"/>
           <w:color w:val="000000" w:themeColor="text1"/>
         </w:rPr>
         <w:t xml:space="preserve">C: 1v </w:t>
       </w:r>
       <w:r>
         <w:rPr>
-          <w:rFonts w:ascii="Garamond" w:hAnsi="Garamond"/>
+          <w:rFonts w:ascii="Brill" w:hAnsi="Brill"/>
           <w:color w:val="FF0000"/>
         </w:rPr>
         <w:t xml:space="preserve">Capítulo </w:t>
       </w:r>
       <w:r>
         <w:rPr>
-          <w:rFonts w:ascii="Garamond" w:hAnsi="Garamond"/>
+          <w:rFonts w:ascii="Brill" w:hAnsi="Brill"/>
           <w:smallCaps/>
           <w:color w:val="FF0000"/>
         </w:rPr>
@@ -272,7 +296,7 @@
       </w:r>
       <w:r>
         <w:rPr>
-          <w:rFonts w:ascii="Garamond" w:hAnsi="Garamond"/>
+          <w:rFonts w:ascii="Brill" w:hAnsi="Brill"/>
           <w:smallCaps/>
           <w:color w:val="FF0000"/>
         </w:rPr>
@@ -280,70 +304,70 @@
       </w:r>
       <w:r>
         <w:rPr>
-          <w:rFonts w:ascii="Garamond" w:hAnsi="Garamond"/>
+          <w:rFonts w:ascii="Brill" w:hAnsi="Brill"/>
           <w:color w:val="FF0000"/>
         </w:rPr>
         <w:t xml:space="preserve"> </w:t>
       </w:r>
       <w:r>
         <w:rPr>
-          <w:rFonts w:ascii="Garamond" w:hAnsi="Garamond"/>
+          <w:rFonts w:ascii="Brill" w:hAnsi="Brill"/>
           <w:color w:val="FF0000"/>
         </w:rPr>
         <w:t>¿E</w:t>
       </w:r>
       <w:r>
         <w:rPr>
-          <w:rFonts w:ascii="Garamond" w:hAnsi="Garamond"/>
+          <w:rFonts w:ascii="Brill" w:hAnsi="Brill"/>
           <w:color w:val="FF0000"/>
         </w:rPr>
         <w:t>n qu</w:t>
       </w:r>
       <w:r>
         <w:rPr>
-          <w:rFonts w:ascii="Garamond" w:hAnsi="Garamond"/>
+          <w:rFonts w:ascii="Brill" w:hAnsi="Brill"/>
           <w:color w:val="FF0000"/>
         </w:rPr>
         <w:t>é</w:t>
       </w:r>
       <w:r>
         <w:rPr>
-          <w:rFonts w:ascii="Garamond" w:hAnsi="Garamond"/>
+          <w:rFonts w:ascii="Brill" w:hAnsi="Brill"/>
           <w:color w:val="FF0000"/>
         </w:rPr>
         <w:t xml:space="preserve"> logar est</w:t>
       </w:r>
       <w:r>
         <w:rPr>
-          <w:rFonts w:ascii="Garamond" w:hAnsi="Garamond"/>
+          <w:rFonts w:ascii="Brill" w:hAnsi="Brill"/>
           <w:color w:val="FF0000"/>
         </w:rPr>
         <w:t>á</w:t>
       </w:r>
       <w:r>
         <w:rPr>
-          <w:rFonts w:ascii="Garamond" w:hAnsi="Garamond"/>
+          <w:rFonts w:ascii="Brill" w:hAnsi="Brill"/>
           <w:color w:val="FF0000"/>
         </w:rPr>
         <w:t xml:space="preserve"> el </w:t>
       </w:r>
       <w:r>
         <w:rPr>
-          <w:rFonts w:ascii="Garamond" w:hAnsi="Garamond"/>
+          <w:rFonts w:ascii="Brill" w:hAnsi="Brill"/>
           <w:color w:val="FF0000"/>
         </w:rPr>
         <w:t>á</w:t>
       </w:r>
       <w:r>
         <w:rPr>
-          <w:rFonts w:ascii="Garamond" w:hAnsi="Garamond"/>
+          <w:rFonts w:ascii="Brill" w:hAnsi="Brill"/>
           <w:color w:val="FF0000"/>
         </w:rPr>
         <w:t>nima del omne</w:t>
       </w:r>
       <w:r>
         <w:rPr>
-          <w:rFonts w:ascii="Garamond" w:hAnsi="Garamond"/>
+          <w:rFonts w:ascii="Brill" w:hAnsi="Brill"/>
           <w:color w:val="FF0000"/>
         </w:rPr>
         <w:t>?</w:t>
@@ -352,27 +376,27 @@
     <w:p>
       <w:pPr>
         <w:rPr>
-          <w:rFonts w:ascii="Garamond" w:hAnsi="Garamond"/>
+          <w:rFonts w:ascii="Brill" w:hAnsi="Brill"/>
           <w:color w:val="FF0000"/>
         </w:rPr>
       </w:pPr>
       <w:r>
         <w:rPr>
-          <w:rFonts w:ascii="Garamond" w:hAnsi="Garamond"/>
+          <w:rFonts w:ascii="Brill" w:hAnsi="Brill"/>
           <w:color w:val="000000" w:themeColor="text1"/>
         </w:rPr>
         <w:t xml:space="preserve">C: 27v </w:t>
       </w:r>
       <w:r>
         <w:rPr>
-          <w:rFonts w:ascii="Garamond" w:hAnsi="Garamond"/>
+          <w:rFonts w:ascii="Brill" w:hAnsi="Brill"/>
           <w:color w:val="FF0000"/>
         </w:rPr>
         <w:t xml:space="preserve">Capítulo </w:t>
       </w:r>
       <w:r>
         <w:rPr>
-          <w:rFonts w:ascii="Garamond" w:hAnsi="Garamond"/>
+          <w:rFonts w:ascii="Brill" w:hAnsi="Brill"/>
           <w:smallCaps/>
           <w:color w:val="FF0000"/>
         </w:rPr>
@@ -380,7 +404,7 @@
       </w:r>
       <w:r>
         <w:rPr>
-          <w:rFonts w:ascii="Garamond" w:hAnsi="Garamond"/>
+          <w:rFonts w:ascii="Brill" w:hAnsi="Brill"/>
           <w:smallCaps/>
           <w:color w:val="FF0000"/>
         </w:rPr>
@@ -388,70 +412,86 @@
       </w:r>
       <w:r>
         <w:rPr>
-          <w:rFonts w:ascii="Garamond" w:hAnsi="Garamond"/>
+          <w:rFonts w:ascii="Brill" w:hAnsi="Brill"/>
           <w:color w:val="FF0000"/>
         </w:rPr>
         <w:t xml:space="preserve"> </w:t>
       </w:r>
       <w:r>
         <w:rPr>
-          <w:rFonts w:ascii="Garamond" w:hAnsi="Garamond"/>
+          <w:rFonts w:ascii="Brill" w:hAnsi="Brill"/>
           <w:color w:val="FF0000"/>
         </w:rPr>
         <w:t>¿E</w:t>
       </w:r>
       <w:r>
         <w:rPr>
-          <w:rFonts w:ascii="Garamond" w:hAnsi="Garamond"/>
+          <w:rFonts w:ascii="Brill" w:hAnsi="Brill"/>
           <w:color w:val="FF0000"/>
         </w:rPr>
         <w:t>n qu</w:t>
       </w:r>
       <w:r>
         <w:rPr>
-          <w:rFonts w:ascii="Garamond" w:hAnsi="Garamond"/>
+          <w:rFonts w:ascii="Brill" w:hAnsi="Brill"/>
           <w:color w:val="FF0000"/>
         </w:rPr>
         <w:t>é</w:t>
       </w:r>
       <w:r>
         <w:rPr>
-          <w:rFonts w:ascii="Garamond" w:hAnsi="Garamond"/>
+          <w:rFonts w:ascii="Brill" w:hAnsi="Brill"/>
           <w:color w:val="FF0000"/>
         </w:rPr>
         <w:t xml:space="preserve"> logar est</w:t>
       </w:r>
       <w:r>
         <w:rPr>
-          <w:rFonts w:ascii="Garamond" w:hAnsi="Garamond"/>
+          <w:rFonts w:ascii="Brill" w:hAnsi="Brill"/>
           <w:color w:val="FF0000"/>
         </w:rPr>
         <w:t>á</w:t>
       </w:r>
       <w:r>
         <w:rPr>
-          <w:rFonts w:ascii="Garamond" w:hAnsi="Garamond"/>
-          <w:color w:val="FF0000"/>
-        </w:rPr>
-        <w:t xml:space="preserve"> la </w:t>
-      </w:r>
-      <w:r>
-        <w:rPr>
-          <w:rFonts w:ascii="Garamond" w:hAnsi="Garamond"/>
-          <w:color w:val="FF0000"/>
-        </w:rPr>
-        <w:t xml:space="preserve">ánima </w:t>
-      </w:r>
-      <w:r>
-        <w:rPr>
-          <w:rFonts w:ascii="Garamond" w:hAnsi="Garamond"/>
+          <w:rFonts w:ascii="Brill" w:hAnsi="Brill"/>
+          <w:color w:val="FF0000"/>
+        </w:rPr>
+        <w:t xml:space="preserve"> </w:t>
+      </w:r>
+      <w:proofErr w:type="gramStart"/>
+      <w:r>
+        <w:rPr>
+          <w:rFonts w:ascii="Brill" w:hAnsi="Brill"/>
+          <w:color w:val="FF0000"/>
+        </w:rPr>
+        <w:t xml:space="preserve">la </w:t>
+      </w:r>
+      <w:r>
+        <w:rPr>
+          <w:rFonts w:ascii="Brill" w:hAnsi="Brill"/>
+          <w:color w:val="FF0000"/>
+        </w:rPr>
+        <w:t>ánima</w:t>
+      </w:r>
+      <w:proofErr w:type="gramEnd"/>
+      <w:r>
+        <w:rPr>
+          <w:rFonts w:ascii="Brill" w:hAnsi="Brill"/>
+          <w:color w:val="FF0000"/>
+        </w:rPr>
+        <w:t xml:space="preserve"> </w:t>
+      </w:r>
+      <w:r>
+        <w:rPr>
+          <w:rFonts w:ascii="Brill" w:hAnsi="Brill"/>
           <w:color w:val="FF0000"/>
         </w:rPr>
         <w:t>del omne</w:t>
       </w:r>
       <w:r>
         <w:rPr>
-          <w:rFonts w:ascii="Garamond" w:hAnsi="Garamond"/>
+          <w:rFonts w:ascii="Brill" w:hAnsi="Brill"/>
           <w:color w:val="FF0000"/>
         </w:rPr>
         <w:t>?</w:t>
@@ -460,27 +500,27 @@
     <w:p>
       <w:pPr>
         <w:rPr>
-          <w:rFonts w:ascii="Garamond" w:hAnsi="Garamond"/>
+          <w:rFonts w:ascii="Brill" w:hAnsi="Brill"/>
           <w:color w:val="FF0000"/>
         </w:rPr>
       </w:pPr>
       <w:r>
         <w:rPr>
-          <w:rFonts w:ascii="Garamond" w:hAnsi="Garamond"/>
+          <w:rFonts w:ascii="Brill" w:hAnsi="Brill"/>
           <w:color w:val="000000" w:themeColor="text1"/>
         </w:rPr>
         <w:t xml:space="preserve">E: 62va </w:t>
       </w:r>
       <w:r>
         <w:rPr>
-          <w:rFonts w:ascii="Garamond" w:hAnsi="Garamond"/>
+          <w:rFonts w:ascii="Brill" w:hAnsi="Brill"/>
           <w:color w:val="FF0000"/>
         </w:rPr>
         <w:t>Capítulo</w:t>
       </w:r>
       <w:r>
         <w:rPr>
-          <w:rFonts w:ascii="Garamond" w:hAnsi="Garamond"/>
+          <w:rFonts w:ascii="Brill" w:hAnsi="Brill"/>
           <w:smallCaps/>
           <w:color w:val="FF0000"/>
         </w:rPr>
@@ -488,7 +528,7 @@
       </w:r>
       <w:r>
         <w:rPr>
-          <w:rFonts w:ascii="Garamond" w:hAnsi="Garamond"/>
+          <w:rFonts w:ascii="Brill" w:hAnsi="Brill"/>
           <w:smallCaps/>
           <w:color w:val="FF0000"/>
         </w:rPr>
@@ -496,7 +536,7 @@
       </w:r>
       <w:r>
         <w:rPr>
-          <w:rFonts w:ascii="Garamond" w:hAnsi="Garamond"/>
+          <w:rFonts w:ascii="Brill" w:hAnsi="Brill"/>
           <w:color w:val="FF0000"/>
           <w:vertAlign w:val="superscript"/>
         </w:rPr>
@@ -504,112 +544,112 @@
       </w:r>
       <w:r>
         <w:rPr>
-          <w:rFonts w:ascii="Garamond" w:hAnsi="Garamond"/>
+          <w:rFonts w:ascii="Brill" w:hAnsi="Brill"/>
           <w:color w:val="FF0000"/>
         </w:rPr>
         <w:t>.</w:t>
       </w:r>
       <w:r>
         <w:rPr>
-          <w:rFonts w:ascii="Garamond" w:hAnsi="Garamond"/>
+          <w:rFonts w:ascii="Brill" w:hAnsi="Brill"/>
           <w:color w:val="FF0000"/>
         </w:rPr>
         <w:t xml:space="preserve"> </w:t>
       </w:r>
       <w:r>
         <w:rPr>
-          <w:rFonts w:ascii="Garamond" w:hAnsi="Garamond"/>
+          <w:rFonts w:ascii="Brill" w:hAnsi="Brill"/>
           <w:color w:val="FF0000"/>
         </w:rPr>
         <w:t>D</w:t>
       </w:r>
       <w:r>
         <w:rPr>
-          <w:rFonts w:ascii="Garamond" w:hAnsi="Garamond"/>
+          <w:rFonts w:ascii="Brill" w:hAnsi="Brill"/>
           <w:color w:val="FF0000"/>
         </w:rPr>
         <w:t>emanda d</w:t>
       </w:r>
       <w:r>
         <w:rPr>
-          <w:rFonts w:ascii="Garamond" w:hAnsi="Garamond"/>
+          <w:rFonts w:ascii="Brill" w:hAnsi="Brill"/>
           <w:color w:val="FF0000"/>
         </w:rPr>
         <w:t>ó</w:t>
       </w:r>
       <w:r>
         <w:rPr>
-          <w:rFonts w:ascii="Garamond" w:hAnsi="Garamond"/>
+          <w:rFonts w:ascii="Brill" w:hAnsi="Brill"/>
           <w:color w:val="FF0000"/>
         </w:rPr>
         <w:t xml:space="preserve"> est</w:t>
       </w:r>
       <w:r>
         <w:rPr>
-          <w:rFonts w:ascii="Garamond" w:hAnsi="Garamond"/>
+          <w:rFonts w:ascii="Brill" w:hAnsi="Brill"/>
           <w:color w:val="FF0000"/>
         </w:rPr>
         <w:t>á</w:t>
       </w:r>
       <w:r>
         <w:rPr>
-          <w:rFonts w:ascii="Garamond" w:hAnsi="Garamond"/>
+          <w:rFonts w:ascii="Brill" w:hAnsi="Brill"/>
           <w:color w:val="FF0000"/>
         </w:rPr>
         <w:t xml:space="preserve"> el comer del ombre</w:t>
       </w:r>
       <w:r>
         <w:rPr>
-          <w:rFonts w:ascii="Garamond" w:hAnsi="Garamond"/>
+          <w:rFonts w:ascii="Brill" w:hAnsi="Brill"/>
           <w:color w:val="FF0000"/>
         </w:rPr>
         <w:t xml:space="preserve">, </w:t>
       </w:r>
       <w:r>
         <w:rPr>
-          <w:rFonts w:ascii="Garamond" w:hAnsi="Garamond"/>
+          <w:rFonts w:ascii="Brill" w:hAnsi="Brill"/>
           <w:color w:val="FF0000"/>
         </w:rPr>
         <w:t>si est</w:t>
       </w:r>
       <w:r>
         <w:rPr>
-          <w:rFonts w:ascii="Garamond" w:hAnsi="Garamond"/>
+          <w:rFonts w:ascii="Brill" w:hAnsi="Brill"/>
           <w:color w:val="FF0000"/>
         </w:rPr>
         <w:t>á</w:t>
       </w:r>
       <w:r>
         <w:rPr>
-          <w:rFonts w:ascii="Garamond" w:hAnsi="Garamond"/>
+          <w:rFonts w:ascii="Brill" w:hAnsi="Brill"/>
           <w:color w:val="FF0000"/>
         </w:rPr>
         <w:t xml:space="preserve"> en alg</w:t>
       </w:r>
       <w:r>
         <w:rPr>
-          <w:rFonts w:ascii="Garamond" w:hAnsi="Garamond"/>
+          <w:rFonts w:ascii="Brill" w:hAnsi="Brill"/>
           <w:color w:val="FF0000"/>
         </w:rPr>
         <w:t>ú</w:t>
       </w:r>
       <w:r>
         <w:rPr>
-          <w:rFonts w:ascii="Garamond" w:hAnsi="Garamond"/>
+          <w:rFonts w:ascii="Brill" w:hAnsi="Brill"/>
           <w:color w:val="FF0000"/>
         </w:rPr>
         <w:t>n lugar o si est</w:t>
       </w:r>
       <w:r>
         <w:rPr>
-          <w:rFonts w:ascii="Garamond" w:hAnsi="Garamond"/>
+          <w:rFonts w:ascii="Brill" w:hAnsi="Brill"/>
           <w:color w:val="FF0000"/>
         </w:rPr>
         <w:t>á</w:t>
       </w:r>
       <w:r>
         <w:rPr>
-          <w:rFonts w:ascii="Garamond" w:hAnsi="Garamond"/>
+          <w:rFonts w:ascii="Brill" w:hAnsi="Brill"/>
           <w:color w:val="FF0000"/>
         </w:rPr>
         <w:t xml:space="preserve"> en todo el cuerpo</w:t>
@@ -618,27 +658,27 @@
     <w:p>
       <w:pPr>
         <w:rPr>
-          <w:rFonts w:ascii="Garamond" w:hAnsi="Garamond"/>
+          <w:rFonts w:ascii="Brill" w:hAnsi="Brill"/>
           <w:color w:val="FF0000"/>
         </w:rPr>
       </w:pPr>
       <w:r>
         <w:rPr>
-          <w:rFonts w:ascii="Garamond" w:hAnsi="Garamond"/>
+          <w:rFonts w:ascii="Brill" w:hAnsi="Brill"/>
           <w:color w:val="000000" w:themeColor="text1"/>
         </w:rPr>
         <w:t xml:space="preserve">E: 80r </w:t>
       </w:r>
       <w:r>
         <w:rPr>
-          <w:rFonts w:ascii="Garamond" w:hAnsi="Garamond"/>
+          <w:rFonts w:ascii="Brill" w:hAnsi="Brill"/>
           <w:color w:val="FF0000"/>
         </w:rPr>
         <w:t>Capítulo</w:t>
       </w:r>
       <w:r>
         <w:rPr>
-          <w:rFonts w:ascii="Garamond" w:hAnsi="Garamond"/>
+          <w:rFonts w:ascii="Brill" w:hAnsi="Brill"/>
           <w:smallCaps/>
           <w:color w:val="FF0000"/>
         </w:rPr>
@@ -646,7 +686,7 @@
       </w:r>
       <w:r>
         <w:rPr>
-          <w:rFonts w:ascii="Garamond" w:hAnsi="Garamond"/>
+          <w:rFonts w:ascii="Brill" w:hAnsi="Brill"/>
           <w:smallCaps/>
           <w:color w:val="FF0000"/>
         </w:rPr>
@@ -654,7 +694,7 @@
       </w:r>
       <w:r>
         <w:rPr>
-          <w:rFonts w:ascii="Garamond" w:hAnsi="Garamond"/>
+          <w:rFonts w:ascii="Brill" w:hAnsi="Brill"/>
           <w:color w:val="FF0000"/>
           <w:vertAlign w:val="superscript"/>
         </w:rPr>
@@ -662,126 +702,126 @@
       </w:r>
       <w:r>
         <w:rPr>
-          <w:rFonts w:ascii="Garamond" w:hAnsi="Garamond"/>
+          <w:rFonts w:ascii="Brill" w:hAnsi="Brill"/>
           <w:color w:val="FF0000"/>
         </w:rPr>
         <w:t>.</w:t>
       </w:r>
       <w:r>
         <w:rPr>
-          <w:rFonts w:ascii="Garamond" w:hAnsi="Garamond"/>
+          <w:rFonts w:ascii="Brill" w:hAnsi="Brill"/>
           <w:color w:val="FF0000"/>
         </w:rPr>
         <w:t xml:space="preserve"> </w:t>
       </w:r>
       <w:r>
         <w:rPr>
-          <w:rFonts w:ascii="Garamond" w:hAnsi="Garamond"/>
+          <w:rFonts w:ascii="Brill" w:hAnsi="Brill"/>
           <w:color w:val="FF0000"/>
         </w:rPr>
         <w:t>D</w:t>
       </w:r>
       <w:r>
         <w:rPr>
-          <w:rFonts w:ascii="Garamond" w:hAnsi="Garamond"/>
+          <w:rFonts w:ascii="Brill" w:hAnsi="Brill"/>
           <w:color w:val="FF0000"/>
         </w:rPr>
         <w:t>emanda d</w:t>
       </w:r>
       <w:r>
         <w:rPr>
-          <w:rFonts w:ascii="Garamond" w:hAnsi="Garamond"/>
+          <w:rFonts w:ascii="Brill" w:hAnsi="Brill"/>
           <w:color w:val="FF0000"/>
         </w:rPr>
         <w:t>ó</w:t>
       </w:r>
       <w:r>
         <w:rPr>
-          <w:rFonts w:ascii="Garamond" w:hAnsi="Garamond"/>
+          <w:rFonts w:ascii="Brill" w:hAnsi="Brill"/>
           <w:color w:val="FF0000"/>
         </w:rPr>
         <w:t xml:space="preserve"> est</w:t>
       </w:r>
       <w:r>
         <w:rPr>
-          <w:rFonts w:ascii="Garamond" w:hAnsi="Garamond"/>
+          <w:rFonts w:ascii="Brill" w:hAnsi="Brill"/>
           <w:color w:val="FF0000"/>
         </w:rPr>
         <w:t>á</w:t>
       </w:r>
       <w:r>
         <w:rPr>
-          <w:rFonts w:ascii="Garamond" w:hAnsi="Garamond"/>
+          <w:rFonts w:ascii="Brill" w:hAnsi="Brill"/>
           <w:color w:val="FF0000"/>
         </w:rPr>
         <w:t xml:space="preserve"> el alma del om</w:t>
       </w:r>
       <w:r>
         <w:rPr>
-          <w:rFonts w:ascii="Garamond" w:hAnsi="Garamond"/>
+          <w:rFonts w:ascii="Brill" w:hAnsi="Brill"/>
           <w:color w:val="FF0000"/>
         </w:rPr>
         <w:t>br</w:t>
       </w:r>
       <w:r>
         <w:rPr>
-          <w:rFonts w:ascii="Garamond" w:hAnsi="Garamond"/>
+          <w:rFonts w:ascii="Brill" w:hAnsi="Brill"/>
           <w:color w:val="FF0000"/>
         </w:rPr>
         <w:t>e</w:t>
       </w:r>
       <w:r>
         <w:rPr>
-          <w:rFonts w:ascii="Garamond" w:hAnsi="Garamond"/>
+          <w:rFonts w:ascii="Brill" w:hAnsi="Brill"/>
           <w:color w:val="FF0000"/>
         </w:rPr>
         <w:t xml:space="preserve">, </w:t>
       </w:r>
       <w:r>
         <w:rPr>
-          <w:rFonts w:ascii="Garamond" w:hAnsi="Garamond"/>
+          <w:rFonts w:ascii="Brill" w:hAnsi="Brill"/>
           <w:color w:val="FF0000"/>
         </w:rPr>
         <w:t>si est</w:t>
       </w:r>
       <w:r>
         <w:rPr>
-          <w:rFonts w:ascii="Garamond" w:hAnsi="Garamond"/>
+          <w:rFonts w:ascii="Brill" w:hAnsi="Brill"/>
           <w:color w:val="FF0000"/>
         </w:rPr>
         <w:t>á</w:t>
       </w:r>
       <w:r>
         <w:rPr>
-          <w:rFonts w:ascii="Garamond" w:hAnsi="Garamond"/>
+          <w:rFonts w:ascii="Brill" w:hAnsi="Brill"/>
           <w:color w:val="FF0000"/>
         </w:rPr>
         <w:t xml:space="preserve"> en alg</w:t>
       </w:r>
       <w:r>
         <w:rPr>
-          <w:rFonts w:ascii="Garamond" w:hAnsi="Garamond"/>
+          <w:rFonts w:ascii="Brill" w:hAnsi="Brill"/>
           <w:color w:val="FF0000"/>
         </w:rPr>
         <w:t>ún</w:t>
       </w:r>
       <w:r>
         <w:rPr>
-          <w:rFonts w:ascii="Garamond" w:hAnsi="Garamond"/>
+          <w:rFonts w:ascii="Brill" w:hAnsi="Brill"/>
           <w:color w:val="FF0000"/>
         </w:rPr>
         <w:t xml:space="preserve"> lugar o si est</w:t>
       </w:r>
       <w:r>
         <w:rPr>
-          <w:rFonts w:ascii="Garamond" w:hAnsi="Garamond"/>
+          <w:rFonts w:ascii="Brill" w:hAnsi="Brill"/>
           <w:color w:val="FF0000"/>
         </w:rPr>
         <w:t>á</w:t>
       </w:r>
       <w:r>
         <w:rPr>
-          <w:rFonts w:ascii="Garamond" w:hAnsi="Garamond"/>
+          <w:rFonts w:ascii="Brill" w:hAnsi="Brill"/>
           <w:color w:val="FF0000"/>
         </w:rPr>
         <w:t xml:space="preserve"> en todo el cuerpo</w:t>
@@ -790,34 +830,45 @@
     <w:p>
       <w:pPr>
         <w:rPr>
-          <w:rFonts w:ascii="Garamond" w:eastAsia="Aptos" w:hAnsi="Garamond" w:cs="Times New Roman (Corps CS)"/>
+          <w:rFonts w:ascii="Brill" w:eastAsia="Aptos" w:hAnsi="Brill" w:cs="Times New Roman (Corps CS)"/>
           <w:kern w:val="2"/>
           <w:lang w:val="fr-FR"/>
           <w14:ligatures w14:val="standardContextual"/>
         </w:rPr>
       </w:pPr>
-      <w:r>
-        <w:rPr>
-          <w:rFonts w:ascii="Garamond" w:eastAsia="Aptos" w:hAnsi="Garamond" w:cs="Times New Roman (Corps CS)"/>
+      <w:proofErr w:type="gramStart"/>
+      <w:r>
+        <w:rPr>
+          <w:rFonts w:ascii="Brill" w:eastAsia="Aptos" w:hAnsi="Brill" w:cs="Times New Roman (Corps CS)"/>
           <w:kern w:val="2"/>
           <w:lang w:val="fr-FR"/>
           <w14:ligatures w14:val="standardContextual"/>
         </w:rPr>
-        <w:t xml:space="preserve">F: 42r </w:t>
-      </w:r>
-      <w:r>
-        <w:rPr>
-          <w:rFonts w:ascii="Garamond" w:eastAsia="Aptos" w:hAnsi="Garamond" w:cs="Times New Roman (Corps CS)"/>
-          <w:color w:val="FF0000"/>
+        <w:t>F:</w:t>
+      </w:r>
+      <w:proofErr w:type="gramEnd"/>
+      <w:r>
+        <w:rPr>
+          <w:rFonts w:ascii="Brill" w:eastAsia="Aptos" w:hAnsi="Brill" w:cs="Times New Roman (Corps CS)"/>
           <w:kern w:val="2"/>
           <w:lang w:val="fr-FR"/>
           <w14:ligatures w14:val="standardContextual"/>
         </w:rPr>
+        <w:t xml:space="preserve"> 42r </w:t>
+      </w:r>
+      <w:r>
+        <w:rPr>
+          <w:rFonts w:ascii="Brill" w:eastAsia="Aptos" w:hAnsi="Brill" w:cs="Times New Roman (Corps CS)"/>
+          <w:color w:val="FF0000"/>
+          <w:kern w:val="2"/>
+          <w:lang w:val="fr-FR"/>
+          <w14:ligatures w14:val="standardContextual"/>
+        </w:rPr>
         <w:t xml:space="preserve">Titulus </w:t>
       </w:r>
       <w:r>
         <w:rPr>
-          <w:rFonts w:ascii="Garamond" w:eastAsia="Aptos" w:hAnsi="Garamond" w:cs="Times New Roman (Corps CS)"/>
+          <w:rFonts w:ascii="Brill" w:eastAsia="Aptos" w:hAnsi="Brill" w:cs="Times New Roman (Corps CS)"/>
           <w:smallCaps/>
           <w:color w:val="FF0000"/>
           <w:kern w:val="2"/>
@@ -828,46 +879,58 @@
       </w:r>
       <w:r>
         <w:rPr>
-          <w:rFonts w:ascii="Garamond" w:eastAsia="Aptos" w:hAnsi="Garamond" w:cs="Times New Roman (Corps CS)"/>
+          <w:rFonts w:ascii="Brill" w:eastAsia="Aptos" w:hAnsi="Brill" w:cs="Times New Roman (Corps CS)"/>
           <w:color w:val="FF0000"/>
           <w:kern w:val="2"/>
           <w:lang w:val="fr-FR"/>
           <w14:ligatures w14:val="standardContextual"/>
         </w:rPr>
-        <w:t>. Ubi sit anima hominis?</w:t>
-      </w:r>
+        <w:t xml:space="preserve">. Ubi sit anima </w:t>
+      </w:r>
+      <w:proofErr w:type="gramStart"/>
+      <w:r>
+        <w:rPr>
+          <w:rFonts w:ascii="Brill" w:eastAsia="Aptos" w:hAnsi="Brill" w:cs="Times New Roman (Corps CS)"/>
+          <w:color w:val="FF0000"/>
+          <w:kern w:val="2"/>
+          <w:lang w:val="fr-FR"/>
+          <w14:ligatures w14:val="standardContextual"/>
+        </w:rPr>
+        <w:t>hominis?</w:t>
+      </w:r>
+      <w:proofErr w:type="gramEnd"/>
     </w:p>
     <w:p>
       <w:pPr>
         <w:rPr>
-          <w:rFonts w:ascii="Garamond" w:hAnsi="Garamond"/>
+          <w:rFonts w:ascii="Brill" w:hAnsi="Brill"/>
           <w:color w:val="FF0000"/>
         </w:rPr>
       </w:pPr>
       <w:r>
         <w:rPr>
-          <w:rFonts w:ascii="Garamond" w:hAnsi="Garamond"/>
+          <w:rFonts w:ascii="Brill" w:hAnsi="Brill"/>
           <w:color w:val="000000" w:themeColor="text1"/>
         </w:rPr>
         <w:t xml:space="preserve">H: </w:t>
       </w:r>
       <w:r>
         <w:rPr>
-          <w:rFonts w:ascii="Garamond" w:hAnsi="Garamond"/>
+          <w:rFonts w:ascii="Brill" w:hAnsi="Brill"/>
           <w:color w:val="000000" w:themeColor="text1"/>
         </w:rPr>
         <w:t xml:space="preserve">16r </w:t>
       </w:r>
       <w:r>
         <w:rPr>
-          <w:rFonts w:ascii="Garamond" w:hAnsi="Garamond"/>
+          <w:rFonts w:ascii="Brill" w:hAnsi="Brill"/>
           <w:color w:val="FF0000"/>
         </w:rPr>
         <w:t xml:space="preserve">Capítulo </w:t>
       </w:r>
       <w:r>
         <w:rPr>
-          <w:rFonts w:ascii="Garamond" w:hAnsi="Garamond"/>
+          <w:rFonts w:ascii="Brill" w:hAnsi="Brill"/>
           <w:smallCaps/>
           <w:color w:val="FF0000"/>
         </w:rPr>
@@ -875,7 +938,7 @@
       </w:r>
       <w:r>
         <w:rPr>
-          <w:rFonts w:ascii="Garamond" w:hAnsi="Garamond"/>
+          <w:rFonts w:ascii="Brill" w:hAnsi="Brill"/>
           <w:color w:val="FF0000"/>
           <w:vertAlign w:val="superscript"/>
         </w:rPr>
@@ -883,42 +946,42 @@
       </w:r>
       <w:r>
         <w:rPr>
-          <w:rFonts w:ascii="Garamond" w:hAnsi="Garamond"/>
+          <w:rFonts w:ascii="Brill" w:hAnsi="Brill"/>
           <w:color w:val="FF0000"/>
         </w:rPr>
         <w:t>.</w:t>
       </w:r>
       <w:r>
         <w:rPr>
-          <w:rFonts w:ascii="Garamond" w:hAnsi="Garamond"/>
+          <w:rFonts w:ascii="Brill" w:hAnsi="Brill"/>
           <w:color w:val="FF0000"/>
         </w:rPr>
         <w:t xml:space="preserve"> </w:t>
       </w:r>
       <w:r>
         <w:rPr>
-          <w:rFonts w:ascii="Garamond" w:hAnsi="Garamond"/>
+          <w:rFonts w:ascii="Brill" w:hAnsi="Brill"/>
           <w:color w:val="FF0000"/>
         </w:rPr>
         <w:t xml:space="preserve">¿En qué logar está el ánima del ombre?, </w:t>
       </w:r>
       <w:r>
         <w:rPr>
-          <w:rFonts w:ascii="Garamond" w:hAnsi="Garamond"/>
+          <w:rFonts w:ascii="Brill" w:hAnsi="Brill"/>
           <w:color w:val="FF0000"/>
         </w:rPr>
         <w:t>si est</w:t>
       </w:r>
       <w:r>
         <w:rPr>
-          <w:rFonts w:ascii="Garamond" w:hAnsi="Garamond"/>
+          <w:rFonts w:ascii="Brill" w:hAnsi="Brill"/>
           <w:color w:val="FF0000"/>
         </w:rPr>
         <w:t xml:space="preserve">á </w:t>
       </w:r>
       <w:r>
         <w:rPr>
-          <w:rFonts w:ascii="Garamond" w:hAnsi="Garamond"/>
+          <w:rFonts w:ascii="Brill" w:hAnsi="Brill"/>
           <w:color w:val="FF0000"/>
         </w:rPr>
         <w:t>en todo el cuerpo</w:t>
@@ -927,7 +990,7 @@
     <w:p>
       <w:pPr>
         <w:rPr>
-          <w:rFonts w:ascii="Garamond" w:hAnsi="Garamond" w:cs="Times New Roman (Corps CS)"/>
+          <w:rFonts w:ascii="Brill" w:hAnsi="Brill" w:cs="Times New Roman (Corps CS)"/>
           <w:color w:val="FF0000"/>
           <w:kern w:val="2"/>
           <w:lang w:val="fr-ES"/>
@@ -936,7 +999,7 @@
       </w:pPr>
       <w:r>
         <w:rPr>
-          <w:rFonts w:ascii="Garamond" w:hAnsi="Garamond" w:cs="Times New Roman (Corps CS)"/>
+          <w:rFonts w:ascii="Brill" w:hAnsi="Brill" w:cs="Times New Roman (Corps CS)"/>
           <w:kern w:val="2"/>
           <w14:ligatures w14:val="standardContextual"/>
         </w:rPr>
@@ -944,7 +1007,7 @@
       </w:r>
       <w:r>
         <w:rPr>
-          <w:rFonts w:ascii="Garamond" w:hAnsi="Garamond" w:cs="Times New Roman (Corps CS)"/>
+          <w:rFonts w:ascii="Brill" w:hAnsi="Brill" w:cs="Times New Roman (Corps CS)"/>
           <w:color w:val="FF0000"/>
           <w:kern w:val="2"/>
           <w14:ligatures w14:val="standardContextual"/>
@@ -953,7 +1016,7 @@
       </w:r>
       <w:r>
         <w:rPr>
-          <w:rFonts w:ascii="Garamond" w:hAnsi="Garamond" w:cs="Times New Roman (Corps CS)"/>
+          <w:rFonts w:ascii="Brill" w:hAnsi="Brill" w:cs="Times New Roman (Corps CS)"/>
           <w:color w:val="FF0000"/>
           <w:kern w:val="2"/>
           <w:lang w:val="fr-ES"/>
@@ -963,7 +1026,7 @@
       </w:r>
       <w:r>
         <w:rPr>
-          <w:rFonts w:ascii="Garamond" w:hAnsi="Garamond" w:cs="Times New Roman (Corps CS)"/>
+          <w:rFonts w:ascii="Brill" w:hAnsi="Brill" w:cs="Times New Roman (Corps CS)"/>
           <w:color w:val="FF0000"/>
           <w:kern w:val="2"/>
           <w14:ligatures w14:val="standardContextual"/>
@@ -972,7 +1035,7 @@
       </w:r>
       <w:r>
         <w:rPr>
-          <w:rFonts w:ascii="Garamond" w:hAnsi="Garamond" w:cs="Times New Roman (Corps CS)"/>
+          <w:rFonts w:ascii="Brill" w:hAnsi="Brill" w:cs="Times New Roman (Corps CS)"/>
           <w:color w:val="FF0000"/>
           <w:kern w:val="2"/>
           <w:lang w:val="fr-ES"/>
@@ -982,7 +1045,7 @@
       </w:r>
       <w:r>
         <w:rPr>
-          <w:rFonts w:ascii="Garamond" w:hAnsi="Garamond" w:cs="Times New Roman (Corps CS)"/>
+          <w:rFonts w:ascii="Brill" w:hAnsi="Brill" w:cs="Times New Roman (Corps CS)"/>
           <w:color w:val="FF0000"/>
           <w:kern w:val="2"/>
           <w14:ligatures w14:val="standardContextual"/>
@@ -991,7 +1054,7 @@
       </w:r>
       <w:r>
         <w:rPr>
-          <w:rFonts w:ascii="Garamond" w:hAnsi="Garamond" w:cs="Times New Roman (Corps CS)"/>
+          <w:rFonts w:ascii="Brill" w:hAnsi="Brill" w:cs="Times New Roman (Corps CS)"/>
           <w:color w:val="FF0000"/>
           <w:kern w:val="2"/>
           <w:lang w:val="fr-ES"/>
@@ -1001,7 +1064,7 @@
       </w:r>
       <w:r>
         <w:rPr>
-          <w:rFonts w:ascii="Garamond" w:hAnsi="Garamond" w:cs="Times New Roman (Corps CS)"/>
+          <w:rFonts w:ascii="Brill" w:hAnsi="Brill" w:cs="Times New Roman (Corps CS)"/>
           <w:color w:val="FF0000"/>
           <w:kern w:val="2"/>
           <w14:ligatures w14:val="standardContextual"/>
@@ -1010,7 +1073,7 @@
       </w:r>
       <w:r>
         <w:rPr>
-          <w:rFonts w:ascii="Garamond" w:hAnsi="Garamond" w:cs="Times New Roman (Corps CS)"/>
+          <w:rFonts w:ascii="Brill" w:hAnsi="Brill" w:cs="Times New Roman (Corps CS)"/>
           <w:color w:val="FF0000"/>
           <w:kern w:val="2"/>
           <w:lang w:val="fr-ES"/>
@@ -1022,7 +1085,7 @@
     <w:p>
       <w:pPr>
         <w:rPr>
-          <w:rFonts w:ascii="Garamond" w:hAnsi="Garamond" w:cs="Times New Roman (Corps CS)"/>
+          <w:rFonts w:ascii="Brill" w:hAnsi="Brill" w:cs="Times New Roman (Corps CS)"/>
           <w:color w:val="FF0000"/>
           <w:kern w:val="2"/>
           <w:lang w:val="fr-ES"/>
@@ -1031,7 +1094,7 @@
       </w:pPr>
       <w:r>
         <w:rPr>
-          <w:rFonts w:ascii="Garamond" w:hAnsi="Garamond" w:cs="Times New Roman (Corps CS)"/>
+          <w:rFonts w:ascii="Brill" w:hAnsi="Brill" w:cs="Times New Roman (Corps CS)"/>
           <w:kern w:val="2"/>
           <w14:ligatures w14:val="standardContextual"/>
         </w:rPr>
@@ -1039,7 +1102,7 @@
       </w:r>
       <w:r>
         <w:rPr>
-          <w:rFonts w:ascii="Garamond" w:hAnsi="Garamond" w:cs="Times New Roman (Corps CS)"/>
+          <w:rFonts w:ascii="Brill" w:hAnsi="Brill" w:cs="Times New Roman (Corps CS)"/>
           <w:kern w:val="2"/>
           <w:lang w:val="fr-ES"/>
           <w14:ligatures w14:val="standardContextual"/>
@@ -1048,7 +1111,7 @@
       </w:r>
       <w:r>
         <w:rPr>
-          <w:rFonts w:ascii="Garamond" w:hAnsi="Garamond" w:cs="Times New Roman (Corps CS)"/>
+          <w:rFonts w:ascii="Brill" w:hAnsi="Brill" w:cs="Times New Roman (Corps CS)"/>
           <w:color w:val="FF0000"/>
           <w:kern w:val="2"/>
           <w:lang w:val="fr-ES"/>
@@ -1058,7 +1121,7 @@
       </w:r>
       <w:r>
         <w:rPr>
-          <w:rFonts w:ascii="Garamond" w:hAnsi="Garamond" w:cs="Times New Roman (Corps CS)"/>
+          <w:rFonts w:ascii="Brill" w:hAnsi="Brill" w:cs="Times New Roman (Corps CS)"/>
           <w:smallCaps/>
           <w:color w:val="FF0000"/>
           <w:kern w:val="2"/>
@@ -1069,7 +1132,7 @@
       </w:r>
       <w:r>
         <w:rPr>
-          <w:rFonts w:ascii="Garamond" w:hAnsi="Garamond" w:cs="Times New Roman (Corps CS)"/>
+          <w:rFonts w:ascii="Brill" w:hAnsi="Brill" w:cs="Times New Roman (Corps CS)"/>
           <w:smallCaps/>
           <w:color w:val="FF0000"/>
           <w:kern w:val="2"/>
@@ -1079,7 +1142,7 @@
       </w:r>
       <w:r>
         <w:rPr>
-          <w:rFonts w:ascii="Garamond" w:hAnsi="Garamond" w:cs="Times New Roman (Corps CS)"/>
+          <w:rFonts w:ascii="Brill" w:hAnsi="Brill" w:cs="Times New Roman (Corps CS)"/>
           <w:color w:val="FF0000"/>
           <w:kern w:val="2"/>
           <w:vertAlign w:val="superscript"/>
@@ -1090,7 +1153,7 @@
       </w:r>
       <w:r>
         <w:rPr>
-          <w:rFonts w:ascii="Garamond" w:hAnsi="Garamond" w:cs="Times New Roman (Corps CS)"/>
+          <w:rFonts w:ascii="Brill" w:hAnsi="Brill" w:cs="Times New Roman (Corps CS)"/>
           <w:color w:val="FF0000"/>
           <w:kern w:val="2"/>
           <w14:ligatures w14:val="standardContextual"/>
@@ -1099,7 +1162,7 @@
       </w:r>
       <w:r>
         <w:rPr>
-          <w:rFonts w:ascii="Garamond" w:hAnsi="Garamond" w:cs="Times New Roman (Corps CS)"/>
+          <w:rFonts w:ascii="Brill" w:hAnsi="Brill" w:cs="Times New Roman (Corps CS)"/>
           <w:color w:val="FF0000"/>
           <w:kern w:val="2"/>
           <w:lang w:val="fr-ES"/>
@@ -1109,7 +1172,7 @@
       </w:r>
       <w:r>
         <w:rPr>
-          <w:rFonts w:ascii="Garamond" w:hAnsi="Garamond" w:cs="Times New Roman (Corps CS)"/>
+          <w:rFonts w:ascii="Brill" w:hAnsi="Brill" w:cs="Times New Roman (Corps CS)"/>
           <w:color w:val="FF0000"/>
           <w:kern w:val="2"/>
           <w14:ligatures w14:val="standardContextual"/>
@@ -1118,7 +1181,7 @@
       </w:r>
       <w:r>
         <w:rPr>
-          <w:rFonts w:ascii="Garamond" w:hAnsi="Garamond" w:cs="Times New Roman (Corps CS)"/>
+          <w:rFonts w:ascii="Brill" w:hAnsi="Brill" w:cs="Times New Roman (Corps CS)"/>
           <w:color w:val="FF0000"/>
           <w:kern w:val="2"/>
           <w:lang w:val="fr-ES"/>
